--- a/Отчет_ЛР2_Митанов_ДВ.docx
+++ b/Отчет_ЛР2_Митанов_ДВ.docx
@@ -112,7 +112,7 @@
           <w:rFonts w:ascii="Times New Roman" w:hAnsi="Times New Roman" w:cs="Times New Roman"/>
           <w:sz w:val="24"/>
         </w:rPr>
-        <w:t>мастер практики</w:t>
+        <w:t>Зубакин А. Н.</w:t>
       </w:r>
     </w:p>
     <w:p>
@@ -6652,7 +6652,7 @@
     <w:link w:val="a4"/>
     <w:uiPriority w:val="99"/>
     <w:unhideWhenUsed/>
-    <w:rsid w:val="000E3E91"/>
+    <w:rsid w:val="00F74413"/>
     <w:pPr>
       <w:tabs>
         <w:tab w:val="center" w:pos="4677"/>
@@ -6666,7 +6666,7 @@
     <w:basedOn w:val="a0"/>
     <w:link w:val="a3"/>
     <w:uiPriority w:val="99"/>
-    <w:rsid w:val="000E3E91"/>
+    <w:rsid w:val="00F74413"/>
   </w:style>
   <w:style w:type="paragraph" w:styleId="a5">
     <w:name w:val="footer"/>
@@ -6674,7 +6674,7 @@
     <w:link w:val="a6"/>
     <w:uiPriority w:val="99"/>
     <w:unhideWhenUsed/>
-    <w:rsid w:val="000E3E91"/>
+    <w:rsid w:val="00F74413"/>
     <w:pPr>
       <w:tabs>
         <w:tab w:val="center" w:pos="4677"/>
@@ -6688,7 +6688,7 @@
     <w:basedOn w:val="a0"/>
     <w:link w:val="a5"/>
     <w:uiPriority w:val="99"/>
-    <w:rsid w:val="000E3E91"/>
+    <w:rsid w:val="00F74413"/>
   </w:style>
 </w:styles>
 </file>
